--- a/templates/WCQ_TEMPLATE_TPL.docx
+++ b/templates/WCQ_TEMPLATE_TPL.docx
@@ -196,15 +196,6 @@
           <w:w w:val="110"/>
         </w:rPr>
       </w:pPr>
-    </w:p>
-    <w:p>
-      <w:pPr>
-        <w:pStyle w:val="BodyText"/>
-        <w:rPr>
-          <w:color w:val="2A2A2A"/>
-          <w:w w:val="110"/>
-        </w:rPr>
-      </w:pPr>
       <w:r>
         <w:rPr>
           <w:rFonts w:ascii="IBM Plex Sans" w:hAnsi="IBM Plex Sans"/>
@@ -408,6 +399,15 @@
           <w:w w:val="110"/>
         </w:rPr>
       </w:pPr>
+    </w:p>
+    <w:p>
+      <w:pPr>
+        <w:pStyle w:val="BodyText"/>
+        <w:rPr>
+          <w:color w:val="2A2A2A"/>
+          <w:w w:val="110"/>
+        </w:rPr>
+      </w:pPr>
       <w:r>
         <w:rPr>
           <w:rFonts w:ascii="IBM Plex Sans" w:hAnsi="IBM Plex Sans"/>
@@ -448,6 +448,15 @@
         </w:rPr>
         <w:t>{%p endfor %}</w:t>
       </w:r>
+    </w:p>
+    <w:p>
+      <w:pPr>
+        <w:pStyle w:val="BodyText"/>
+        <w:rPr>
+          <w:color w:val="2A2A2A"/>
+          <w:w w:val="110"/>
+        </w:rPr>
+      </w:pPr>
     </w:p>
     <w:p>
       <w:pPr>

--- a/templates/WCQ_TEMPLATE_TPL.docx
+++ b/templates/WCQ_TEMPLATE_TPL.docx
@@ -201,7 +201,7 @@
           <w:rFonts w:ascii="IBM Plex Sans" w:hAnsi="IBM Plex Sans"/>
           <w:color w:val="2A2A2A"/>
         </w:rPr>
-        <w:t>Dear {{r nominee }},</w:t>
+        <w:t>{{r dear_line }}</w:t>
       </w:r>
     </w:p>
     <w:p>
@@ -329,7 +329,7 @@
           <w:rFonts w:ascii="IBM Plex Sans" w:hAnsi="IBM Plex Sans"/>
           <w:color w:val="2A2A2A"/>
         </w:rPr>
-        <w:t>As per the FIBA Internal Regulations Book 3, please confirm to us your availability to fulfil your assignment as {{ role_label }} by {{r deadline }}. Confirmation shall be sent to {{ confirm_email }}</w:t>
+        <w:t>{{r confirm_line }}</w:t>
       </w:r>
     </w:p>
     <w:p>
@@ -1459,7 +1459,6 @@
     <w:qFormat/>
     <w:rPr>
       <w:rFonts w:ascii="IBM Plex Sans" w:eastAsia="Calibri" w:hAnsi="IBM Plex Sans" w:cs="Calibri"/>
-      <w:color w:val="2A2A2A"/>
     </w:rPr>
   </w:style>
   <w:style w:type="paragraph" w:styleId="Heading1">
@@ -1476,7 +1475,6 @@
       <w:rFonts w:ascii="IBM Plex Sans" w:hAnsi="IBM Plex Sans"/>
       <w:b/>
       <w:bCs/>
-      <w:color w:val="2A2A2A"/>
       <w:sz w:val="28"/>
       <w:szCs w:val="28"/>
     </w:rPr>
@@ -1549,7 +1547,6 @@
     <w:qFormat/>
     <w:rPr>
       <w:rFonts w:ascii="IBM Plex Sans" w:hAnsi="IBM Plex Sans"/>
-      <w:color w:val="2A2A2A"/>
       <w:sz w:val="20"/>
       <w:szCs w:val="20"/>
     </w:rPr>

--- a/templates/WCQ_TEMPLATE_TPL.docx
+++ b/templates/WCQ_TEMPLATE_TPL.docx
@@ -201,7 +201,7 @@
           <w:rFonts w:ascii="IBM Plex Sans" w:hAnsi="IBM Plex Sans"/>
           <w:color w:val="2A2A2A"/>
         </w:rPr>
-        <w:t>{{r dear_line }}</w:t>
+        <w:t>{{r greeting }}</w:t>
       </w:r>
     </w:p>
     <w:p>
@@ -226,7 +226,7 @@
           <w:rFonts w:ascii="IBM Plex Sans" w:hAnsi="IBM Plex Sans"/>
           <w:color w:val="2A2A2A"/>
         </w:rPr>
-        <w:t>We would like to inform that you have been nominated for the following games of the {{ competition_name }}.</w:t>
+        <w:t>We would like to inform that you have been nominated for the following games of the {{ competition }}.</w:t>
       </w:r>
     </w:p>
     <w:p>
@@ -303,7 +303,7 @@
           <w:color w:val="2A2A2A"/>
           <w:sz w:val="20"/>
         </w:rPr>
-        <w:t>{{r host_line }}</w:t>
+        <w:t>{{r host }}</w:t>
       </w:r>
     </w:p>
     <w:p>
@@ -329,7 +329,7 @@
           <w:rFonts w:ascii="IBM Plex Sans" w:hAnsi="IBM Plex Sans"/>
           <w:color w:val="2A2A2A"/>
         </w:rPr>
-        <w:t>{{r confirm_line }}</w:t>
+        <w:t>{{r confirmation_paragraph }}</w:t>
       </w:r>
     </w:p>
     <w:p>
@@ -379,7 +379,7 @@
           <w:rFonts w:ascii="IBM Plex Sans" w:hAnsi="IBM Plex Sans"/>
           <w:color w:val="2A2A2A"/>
         </w:rPr>
-        <w:t>Below list the details of payment you will receive as {{ role_label }} assigned to the competition listed above:</w:t>
+        <w:t>Below list the details of payment you will receive as {{ role }} assigned to the competition listed above:</w:t>
       </w:r>
     </w:p>
     <w:p>
@@ -413,7 +413,7 @@
           <w:rFonts w:ascii="IBM Plex Sans" w:hAnsi="IBM Plex Sans"/>
           <w:color w:val="2A2A2A"/>
         </w:rPr>
-        <w:t>{%p for fee in fee_lines %}</w:t>
+        <w:t>{%p for fee in payment_lines %}</w:t>
       </w:r>
     </w:p>
     <w:p>

--- a/templates/WCQ_TEMPLATE_TPL.docx
+++ b/templates/WCQ_TEMPLATE_TPL.docx
@@ -201,6 +201,63 @@
           <w:rFonts w:ascii="IBM Plex Sans" w:hAnsi="IBM Plex Sans"/>
           <w:color w:val="2A2A2A"/>
         </w:rPr>
+        <w:t>{%p if is_tournament %}</w:t>
+      </w:r>
+    </w:p>
+    <w:p>
+      <w:pPr>
+        <w:pStyle w:val="BodyText"/>
+        <w:rPr>
+          <w:color w:val="2A2A2A"/>
+          <w:w w:val="110"/>
+        </w:rPr>
+      </w:pPr>
+      <w:r>
+        <w:rPr>
+          <w:rFonts w:ascii="IBM Plex Sans" w:hAnsi="IBM Plex Sans"/>
+          <w:color w:val="2A2A2A"/>
+        </w:rPr>
+        <w:t>{{r subject }}</w:t>
+      </w:r>
+    </w:p>
+    <w:p>
+      <w:pPr>
+        <w:pStyle w:val="BodyText"/>
+        <w:rPr>
+          <w:color w:val="2A2A2A"/>
+          <w:w w:val="110"/>
+        </w:rPr>
+      </w:pPr>
+    </w:p>
+    <w:p>
+      <w:pPr>
+        <w:pStyle w:val="BodyText"/>
+        <w:rPr>
+          <w:color w:val="2A2A2A"/>
+          <w:w w:val="110"/>
+        </w:rPr>
+      </w:pPr>
+      <w:r>
+        <w:rPr>
+          <w:rFonts w:ascii="IBM Plex Sans" w:hAnsi="IBM Plex Sans"/>
+          <w:color w:val="2A2A2A"/>
+        </w:rPr>
+        <w:t>{%p endif %}</w:t>
+      </w:r>
+    </w:p>
+    <w:p>
+      <w:pPr>
+        <w:pStyle w:val="BodyText"/>
+        <w:rPr>
+          <w:color w:val="2A2A2A"/>
+          <w:w w:val="110"/>
+        </w:rPr>
+      </w:pPr>
+      <w:r>
+        <w:rPr>
+          <w:rFonts w:ascii="IBM Plex Sans" w:hAnsi="IBM Plex Sans"/>
+          <w:color w:val="2A2A2A"/>
+        </w:rPr>
         <w:t>{{r greeting }}</w:t>
       </w:r>
     </w:p>
@@ -226,17 +283,33 @@
           <w:rFonts w:ascii="IBM Plex Sans" w:hAnsi="IBM Plex Sans"/>
           <w:color w:val="2A2A2A"/>
         </w:rPr>
-        <w:t>We would like to inform that you have been nominated for the following games of the {{ competition }}.</w:t>
-      </w:r>
-    </w:p>
-    <w:p>
-      <w:pPr>
-        <w:pStyle w:val="BodyText"/>
-        <w:rPr>
-          <w:color w:val="2A2A2A"/>
-          <w:w w:val="110"/>
-        </w:rPr>
-      </w:pPr>
+        <w:t>{{r intro_paragraph }}</w:t>
+      </w:r>
+    </w:p>
+    <w:p>
+      <w:pPr>
+        <w:pStyle w:val="BodyText"/>
+        <w:rPr>
+          <w:color w:val="2A2A2A"/>
+          <w:w w:val="110"/>
+        </w:rPr>
+      </w:pPr>
+    </w:p>
+    <w:p>
+      <w:pPr>
+        <w:pStyle w:val="BodyText"/>
+        <w:rPr>
+          <w:color w:val="2A2A2A"/>
+          <w:w w:val="110"/>
+        </w:rPr>
+      </w:pPr>
+      <w:r>
+        <w:rPr>
+          <w:rFonts w:ascii="IBM Plex Sans" w:hAnsi="IBM Plex Sans"/>
+          <w:color w:val="2A2A2A"/>
+        </w:rPr>
+        <w:t>{%p if not is_tournament %}</w:t>
+      </w:r>
     </w:p>
     <w:p>
       <w:pPr>
@@ -318,6 +391,22 @@
     <w:p>
       <w:pPr>
         <w:pStyle w:val="BodyText"/>
+        <w:rPr>
+          <w:color w:val="2A2A2A"/>
+          <w:w w:val="110"/>
+        </w:rPr>
+      </w:pPr>
+      <w:r>
+        <w:rPr>
+          <w:rFonts w:ascii="IBM Plex Sans" w:hAnsi="IBM Plex Sans"/>
+          <w:color w:val="2A2A2A"/>
+        </w:rPr>
+        <w:t>{%p endif %}</w:t>
+      </w:r>
+    </w:p>
+    <w:p>
+      <w:pPr>
+        <w:pStyle w:val="BodyText"/>
         <w:jc w:val="both"/>
         <w:rPr>
           <w:color w:val="2A2A2A"/>
@@ -354,7 +443,7 @@
           <w:rFonts w:ascii="IBM Plex Sans" w:hAnsi="IBM Plex Sans"/>
           <w:color w:val="2A2A2A"/>
         </w:rPr>
-        <w:t>As soon as we receive your confirmation, we will make arrangements for international flights to the host country and provide you with relevant information in order for you to prepare the game and establish contact with the Game Director of the Host National Federation.</w:t>
+        <w:t>{{ travel_paragraph }}</w:t>
       </w:r>
     </w:p>
     <w:p>
@@ -399,6 +488,13 @@
           <w:w w:val="110"/>
         </w:rPr>
       </w:pPr>
+      <w:r>
+        <w:rPr>
+          <w:rFonts w:ascii="IBM Plex Sans" w:hAnsi="IBM Plex Sans"/>
+          <w:color w:val="2A2A2A"/>
+        </w:rPr>
+        <w:t>{%p if is_tournament %}</w:t>
+      </w:r>
     </w:p>
     <w:p>
       <w:pPr>
@@ -418,6 +514,81 @@
     </w:p>
     <w:p>
       <w:pPr>
+        <w:pStyle w:val="BodyText"/>
+        <w:jc w:val="center"/>
+        <w:rPr>
+          <w:color w:val="2A2A2A"/>
+          <w:w w:val="110"/>
+        </w:rPr>
+      </w:pPr>
+      <w:r>
+        <w:rPr>
+          <w:rFonts w:ascii="IBM Plex Sans" w:hAnsi="IBM Plex Sans"/>
+          <w:color w:val="2A2A2A"/>
+          <w:sz w:val="20"/>
+        </w:rPr>
+        <w:t>{{r fee }}</w:t>
+      </w:r>
+    </w:p>
+    <w:p>
+      <w:pPr>
+        <w:pStyle w:val="BodyText"/>
+        <w:rPr>
+          <w:color w:val="2A2A2A"/>
+          <w:w w:val="110"/>
+        </w:rPr>
+      </w:pPr>
+      <w:r>
+        <w:rPr>
+          <w:rFonts w:ascii="IBM Plex Sans" w:hAnsi="IBM Plex Sans"/>
+          <w:color w:val="2A2A2A"/>
+        </w:rPr>
+        <w:t>{%p endfor %}</w:t>
+      </w:r>
+    </w:p>
+    <w:p>
+      <w:pPr>
+        <w:pStyle w:val="BodyText"/>
+        <w:rPr>
+          <w:color w:val="2A2A2A"/>
+          <w:w w:val="110"/>
+        </w:rPr>
+      </w:pPr>
+      <w:r>
+        <w:rPr>
+          <w:rFonts w:ascii="IBM Plex Sans" w:hAnsi="IBM Plex Sans"/>
+          <w:color w:val="2A2A2A"/>
+        </w:rPr>
+        <w:t>{%p else %}</w:t>
+      </w:r>
+    </w:p>
+    <w:p>
+      <w:pPr>
+        <w:pStyle w:val="BodyText"/>
+        <w:rPr>
+          <w:color w:val="2A2A2A"/>
+          <w:w w:val="110"/>
+        </w:rPr>
+      </w:pPr>
+    </w:p>
+    <w:p>
+      <w:pPr>
+        <w:pStyle w:val="BodyText"/>
+        <w:rPr>
+          <w:color w:val="2A2A2A"/>
+          <w:w w:val="110"/>
+        </w:rPr>
+      </w:pPr>
+      <w:r>
+        <w:rPr>
+          <w:rFonts w:ascii="IBM Plex Sans" w:hAnsi="IBM Plex Sans"/>
+          <w:color w:val="2A2A2A"/>
+        </w:rPr>
+        <w:t>{%p for fee in payment_lines %}</w:t>
+      </w:r>
+    </w:p>
+    <w:p>
+      <w:pPr>
         <w:pStyle w:val="ListParagraph"/>
         <w:rPr>
           <w:color w:val="2A2A2A"/>
@@ -457,76 +628,124 @@
           <w:w w:val="110"/>
         </w:rPr>
       </w:pPr>
-    </w:p>
-    <w:p>
-      <w:pPr>
-        <w:pStyle w:val="BodyText"/>
-        <w:rPr>
-          <w:color w:val="2A2A2A"/>
-          <w:w w:val="110"/>
-        </w:rPr>
-      </w:pPr>
-    </w:p>
-    <w:p>
-      <w:pPr>
-        <w:pStyle w:val="BodyText"/>
-        <w:rPr>
-          <w:color w:val="2A2A2A"/>
-          <w:w w:val="110"/>
-        </w:rPr>
-      </w:pPr>
-      <w:r>
-        <w:rPr>
-          <w:rFonts w:ascii="IBM Plex Sans" w:hAnsi="IBM Plex Sans"/>
-          <w:color w:val="2A2A2A"/>
-        </w:rPr>
-        <w:t>We wish you the best in your preparation and accomplishment of your assignment.</w:t>
-      </w:r>
-    </w:p>
-    <w:p>
-      <w:pPr>
-        <w:pStyle w:val="BodyText"/>
-        <w:rPr>
-          <w:color w:val="2A2A2A"/>
-          <w:w w:val="110"/>
-        </w:rPr>
-      </w:pPr>
-    </w:p>
-    <w:p>
-      <w:pPr>
-        <w:pStyle w:val="BodyText"/>
-        <w:rPr>
-          <w:color w:val="2A2A2A"/>
-          <w:w w:val="110"/>
-        </w:rPr>
-      </w:pPr>
-    </w:p>
-    <w:p>
-      <w:pPr>
-        <w:pStyle w:val="BodyText"/>
-        <w:rPr>
-          <w:color w:val="2A2A2A"/>
-          <w:w w:val="110"/>
-        </w:rPr>
-      </w:pPr>
-    </w:p>
-    <w:p>
-      <w:pPr>
-        <w:pStyle w:val="BodyText"/>
-        <w:rPr>
-          <w:color w:val="2A2A2A"/>
-          <w:w w:val="110"/>
-        </w:rPr>
-      </w:pPr>
-    </w:p>
-    <w:p>
-      <w:pPr>
-        <w:pStyle w:val="BodyText"/>
-        <w:rPr>
-          <w:color w:val="2A2A2A"/>
-          <w:w w:val="110"/>
-        </w:rPr>
-      </w:pPr>
+      <w:r>
+        <w:rPr>
+          <w:rFonts w:ascii="IBM Plex Sans" w:hAnsi="IBM Plex Sans"/>
+          <w:color w:val="2A2A2A"/>
+        </w:rPr>
+        <w:t>{%p endif %}</w:t>
+      </w:r>
+    </w:p>
+    <w:p>
+      <w:pPr>
+        <w:pStyle w:val="BodyText"/>
+        <w:rPr>
+          <w:color w:val="2A2A2A"/>
+          <w:w w:val="110"/>
+        </w:rPr>
+      </w:pPr>
+    </w:p>
+    <w:p>
+      <w:pPr>
+        <w:pStyle w:val="BodyText"/>
+        <w:rPr>
+          <w:color w:val="2A2A2A"/>
+          <w:w w:val="110"/>
+        </w:rPr>
+      </w:pPr>
+    </w:p>
+    <w:p>
+      <w:pPr>
+        <w:pStyle w:val="BodyText"/>
+        <w:rPr>
+          <w:color w:val="2A2A2A"/>
+          <w:w w:val="110"/>
+        </w:rPr>
+      </w:pPr>
+      <w:r>
+        <w:rPr>
+          <w:rFonts w:ascii="IBM Plex Sans" w:hAnsi="IBM Plex Sans"/>
+          <w:color w:val="2A2A2A"/>
+        </w:rPr>
+        <w:t>{{ closing_paragraph }}</w:t>
+      </w:r>
+    </w:p>
+    <w:p>
+      <w:pPr>
+        <w:pStyle w:val="BodyText"/>
+        <w:rPr>
+          <w:color w:val="2A2A2A"/>
+          <w:w w:val="110"/>
+        </w:rPr>
+      </w:pPr>
+    </w:p>
+    <w:p>
+      <w:pPr>
+        <w:pStyle w:val="BodyText"/>
+        <w:rPr>
+          <w:color w:val="2A2A2A"/>
+          <w:w w:val="110"/>
+        </w:rPr>
+      </w:pPr>
+    </w:p>
+    <w:p>
+      <w:pPr>
+        <w:pStyle w:val="BodyText"/>
+        <w:rPr>
+          <w:color w:val="2A2A2A"/>
+          <w:w w:val="110"/>
+        </w:rPr>
+      </w:pPr>
+      <w:r>
+        <w:rPr>
+          <w:rFonts w:ascii="IBM Plex Sans" w:hAnsi="IBM Plex Sans"/>
+          <w:color w:val="2A2A2A"/>
+        </w:rPr>
+        <w:t>{%p if not is_tournament %}</w:t>
+      </w:r>
+    </w:p>
+    <w:p>
+      <w:pPr>
+        <w:pStyle w:val="BodyText"/>
+        <w:rPr>
+          <w:color w:val="2A2A2A"/>
+          <w:w w:val="110"/>
+        </w:rPr>
+      </w:pPr>
+    </w:p>
+    <w:p>
+      <w:pPr>
+        <w:pStyle w:val="BodyText"/>
+        <w:rPr>
+          <w:color w:val="2A2A2A"/>
+          <w:w w:val="110"/>
+        </w:rPr>
+      </w:pPr>
+    </w:p>
+    <w:p>
+      <w:pPr>
+        <w:pStyle w:val="BodyText"/>
+        <w:rPr>
+          <w:color w:val="2A2A2A"/>
+          <w:w w:val="110"/>
+        </w:rPr>
+      </w:pPr>
+    </w:p>
+    <w:p>
+      <w:pPr>
+        <w:pStyle w:val="BodyText"/>
+        <w:rPr>
+          <w:color w:val="2A2A2A"/>
+          <w:w w:val="110"/>
+        </w:rPr>
+      </w:pPr>
+      <w:r>
+        <w:rPr>
+          <w:rFonts w:ascii="IBM Plex Sans" w:hAnsi="IBM Plex Sans"/>
+          <w:color w:val="2A2A2A"/>
+        </w:rPr>
+        <w:t>{%p endif %}</w:t>
+      </w:r>
     </w:p>
     <w:p>
       <w:pPr>
